--- a/my_report/Appendix french.docx
+++ b/my_report/Appendix french.docx
@@ -2565,35 +2565,7 @@
                 <w:rFonts w:ascii="Times New Roman" w:eastAsia="Arial" w:hAnsi="Times New Roman" w:cs="Times New Roman"/>
                 <w:szCs w:val="20"/>
               </w:rPr>
-              <w:t xml:space="preserve">Phase </w:t>
-            </w:r>
-            <w:r>
-              <w:rPr>
-                <w:rFonts w:ascii="Times New Roman" w:eastAsia="Arial" w:hAnsi="Times New Roman" w:cs="Times New Roman"/>
-                <w:szCs w:val="20"/>
-              </w:rPr>
-              <w:t>I</w:t>
-            </w:r>
-            <w:r>
-              <w:rPr>
-                <w:rFonts w:ascii="Times New Roman" w:eastAsia="Arial" w:hAnsi="Times New Roman" w:cs="Times New Roman"/>
-                <w:szCs w:val="20"/>
-              </w:rPr>
-              <w:t>I (</w:t>
-            </w:r>
-            <w:r>
-              <w:rPr>
-                <w:rFonts w:ascii="Times New Roman" w:eastAsia="Arial" w:hAnsi="Times New Roman" w:cs="Times New Roman"/>
-                <w:szCs w:val="20"/>
-              </w:rPr>
-              <w:t xml:space="preserve">avec </w:t>
-            </w:r>
-            <w:r>
-              <w:rPr>
-                <w:rFonts w:ascii="Times New Roman" w:eastAsia="Arial" w:hAnsi="Times New Roman" w:cs="Times New Roman"/>
-                <w:szCs w:val="20"/>
-              </w:rPr>
-              <w:t>IA)</w:t>
+              <w:t>Phase II (avec IA)</w:t>
             </w:r>
           </w:p>
         </w:tc>
@@ -6114,7 +6086,20 @@
           <w:lang w:eastAsia="en-GB"/>
           <w14:ligatures w14:val="none"/>
         </w:rPr>
-        <w:t>Thank you for your participation. Your feedback is valuable to this research.</w:t>
+        <w:t>Merci de votre participation. Vos commentaires sont précieux pour cette étude.</w:t>
+      </w:r>
+      <w:r>
+        <w:rPr>
+          <w:rFonts w:ascii="Times New Roman" w:eastAsia="Arial" w:hAnsi="Times New Roman" w:cs="Times New Roman"/>
+          <w:i/>
+          <w:iCs/>
+          <w:kern w:val="0"/>
+          <w:sz w:val="18"/>
+          <w:szCs w:val="18"/>
+          <w:lang w:eastAsia="en-GB"/>
+          <w14:ligatures w14:val="none"/>
+        </w:rPr>
+        <w:t>.</w:t>
       </w:r>
     </w:p>
     <w:sectPr>
@@ -6827,6 +6812,7 @@
   <w:style w:type="character" w:default="1" w:styleId="DefaultParagraphFont">
     <w:name w:val="Default Paragraph Font"/>
     <w:uiPriority w:val="1"/>
+    <w:semiHidden/>
     <w:unhideWhenUsed/>
   </w:style>
   <w:style w:type="table" w:default="1" w:styleId="TableNormal">

--- a/my_report/Appendix french.docx
+++ b/my_report/Appendix french.docx
@@ -1867,7 +1867,7 @@
           <w:lang w:eastAsia="en-GB"/>
           <w14:ligatures w14:val="none"/>
         </w:rPr>
-        <w:t>1.    Comment décririez-vous votre expérience globale au cours de l'expérience ?</w:t>
+        <w:t>Comment décririez-vous votre expérience globale au cours de l'expérience ?</w:t>
       </w:r>
     </w:p>
     <w:tbl>
@@ -2126,7 +2126,7 @@
           <w:lang w:eastAsia="en-GB"/>
           <w14:ligatures w14:val="none"/>
         </w:rPr>
-        <w:t>Were the instructions and tasks clear throughout both phases?</w:t>
+        <w:t>Les consignes et les tâches étaient-elles claires tout au long des deux phases ?</w:t>
       </w:r>
     </w:p>
     <w:tbl>
@@ -6812,7 +6812,6 @@
   <w:style w:type="character" w:default="1" w:styleId="DefaultParagraphFont">
     <w:name w:val="Default Paragraph Font"/>
     <w:uiPriority w:val="1"/>
-    <w:semiHidden/>
     <w:unhideWhenUsed/>
   </w:style>
   <w:style w:type="table" w:default="1" w:styleId="TableNormal">
